--- a/lessons/6-13-group1/homework.docx
+++ b/lessons/6-13-group1/homework.docx
@@ -115,7 +115,7 @@
           <wp:inline distT="0" distB="0" distL="0" distR="0">
             <wp:extent cx="1047750" cy="790575"/>
             <wp:effectExtent t="0" r="0" b="0" l="0"/>
-            <wp:docPr id="1" name="" descr="" title=""/>
+            <wp:docPr id="1" name="Prime Factorization" descr="Picture illustrating the vocabulary word &quot;Prime Factorization&quot;" title="Prime Factorization"/>
             <wp:cNvGraphicFramePr>
               <a:graphicFrameLocks xmlns:a="http://schemas.openxmlformats.org/drawingml/2006/main" noChangeAspect="1"/>
             </wp:cNvGraphicFramePr>
@@ -178,7 +178,7 @@
           <wp:inline distT="0" distB="0" distL="0" distR="0">
             <wp:extent cx="1047750" cy="790575"/>
             <wp:effectExtent t="0" r="0" b="0" l="0"/>
-            <wp:docPr id="1" name="" descr="" title=""/>
+            <wp:docPr id="1" name="Prime number" descr="Picture illustrating the vocabulary word &quot;Prime number&quot;" title="Prime number"/>
             <wp:cNvGraphicFramePr>
               <a:graphicFrameLocks xmlns:a="http://schemas.openxmlformats.org/drawingml/2006/main" noChangeAspect="1"/>
             </wp:cNvGraphicFramePr>
@@ -241,7 +241,7 @@
           <wp:inline distT="0" distB="0" distL="0" distR="0">
             <wp:extent cx="1047750" cy="790575"/>
             <wp:effectExtent t="0" r="0" b="0" l="0"/>
-            <wp:docPr id="1" name="" descr="" title=""/>
+            <wp:docPr id="1" name="Composite number" descr="Picture illustrating the vocabulary word &quot;Composite number&quot;" title="Composite number"/>
             <wp:cNvGraphicFramePr>
               <a:graphicFrameLocks xmlns:a="http://schemas.openxmlformats.org/drawingml/2006/main" noChangeAspect="1"/>
             </wp:cNvGraphicFramePr>
@@ -304,7 +304,7 @@
           <wp:inline distT="0" distB="0" distL="0" distR="0">
             <wp:extent cx="1047750" cy="790575"/>
             <wp:effectExtent t="0" r="0" b="0" l="0"/>
-            <wp:docPr id="1" name="" descr="" title=""/>
+            <wp:docPr id="1" name="Factor" descr="Picture illustrating the vocabulary word &quot;Factor&quot;" title="Factor"/>
             <wp:cNvGraphicFramePr>
               <a:graphicFrameLocks xmlns:a="http://schemas.openxmlformats.org/drawingml/2006/main" noChangeAspect="1"/>
             </wp:cNvGraphicFramePr>
@@ -367,7 +367,7 @@
           <wp:inline distT="0" distB="0" distL="0" distR="0">
             <wp:extent cx="1047750" cy="790575"/>
             <wp:effectExtent t="0" r="0" b="0" l="0"/>
-            <wp:docPr id="1" name="" descr="" title=""/>
+            <wp:docPr id="1" name="Factor tree" descr="Picture illustrating the vocabulary word &quot;Factor tree&quot;" title="Factor tree"/>
             <wp:cNvGraphicFramePr>
               <a:graphicFrameLocks xmlns:a="http://schemas.openxmlformats.org/drawingml/2006/main" noChangeAspect="1"/>
             </wp:cNvGraphicFramePr>
@@ -430,7 +430,7 @@
           <wp:inline distT="0" distB="0" distL="0" distR="0">
             <wp:extent cx="1047750" cy="790575"/>
             <wp:effectExtent t="0" r="0" b="0" l="0"/>
-            <wp:docPr id="1" name="" descr="" title=""/>
+            <wp:docPr id="1" name="Exponent" descr="Picture illustrating the vocabulary word &quot;Exponent&quot;" title="Exponent"/>
             <wp:cNvGraphicFramePr>
               <a:graphicFrameLocks xmlns:a="http://schemas.openxmlformats.org/drawingml/2006/main" noChangeAspect="1"/>
             </wp:cNvGraphicFramePr>
@@ -524,7 +524,7 @@
         <w:spacing w:after="40" w:before="0"/>
       </w:pPr>
       <w:r>
-        <w:t xml:space="preserve">     A. 17</w:t>
+        <w:t xml:space="preserve">     A. 9</w:t>
       </w:r>
     </w:p>
     <w:p>
@@ -540,15 +540,15 @@
         <w:spacing w:after="40" w:before="0"/>
       </w:pPr>
       <w:r>
-        <w:t xml:space="preserve">     C. 21</w:t>
-      </w:r>
-    </w:p>
-    <w:p>
-      <w:pPr>
-        <w:spacing w:after="40" w:before="0"/>
-      </w:pPr>
-      <w:r>
-        <w:t xml:space="preserve">     D. 9</w:t>
+        <w:t xml:space="preserve">     C. 17</w:t>
+      </w:r>
+    </w:p>
+    <w:p>
+      <w:pPr>
+        <w:spacing w:after="40" w:before="0"/>
+      </w:pPr>
+      <w:r>
+        <w:t xml:space="preserve">     D. 21</w:t>
       </w:r>
     </w:p>
     <w:p>
@@ -587,23 +587,23 @@
         <w:spacing w:after="40" w:before="0"/>
       </w:pPr>
       <w:r>
-        <w:t xml:space="preserve">     B. 5 × 6</w:t>
-      </w:r>
-    </w:p>
-    <w:p>
-      <w:pPr>
-        <w:spacing w:after="40" w:before="0"/>
-      </w:pPr>
-      <w:r>
-        <w:t xml:space="preserve">     C. 2 × 15</w:t>
-      </w:r>
-    </w:p>
-    <w:p>
-      <w:pPr>
-        <w:spacing w:after="40" w:before="0"/>
-      </w:pPr>
-      <w:r>
-        <w:t xml:space="preserve">     D. 3 × 10</w:t>
+        <w:t xml:space="preserve">     B. 2 × 15</w:t>
+      </w:r>
+    </w:p>
+    <w:p>
+      <w:pPr>
+        <w:spacing w:after="40" w:before="0"/>
+      </w:pPr>
+      <w:r>
+        <w:t xml:space="preserve">     C. 3 × 10</w:t>
+      </w:r>
+    </w:p>
+    <w:p>
+      <w:pPr>
+        <w:spacing w:after="40" w:before="0"/>
+      </w:pPr>
+      <w:r>
+        <w:t xml:space="preserve">     D. 5 × 6</w:t>
       </w:r>
     </w:p>
     <w:p>
@@ -626,212 +626,39 @@
           <w:b/>
           <w:bCs/>
         </w:rPr>
-        <w:t xml:space="preserve">3. The first lock panel shows 90. What is the prime factorization of 90?</w:t>
-      </w:r>
-    </w:p>
-    <w:p>
-      <w:pPr>
-        <w:spacing w:after="40" w:before="0"/>
-      </w:pPr>
-      <w:r>
-        <w:t xml:space="preserve">     A. 2 × 3 × 3 × 5</w:t>
-      </w:r>
-    </w:p>
-    <w:p>
-      <w:pPr>
-        <w:spacing w:after="40" w:before="0"/>
-      </w:pPr>
-      <w:r>
-        <w:t xml:space="preserve">     B. 2 × 45</w:t>
-      </w:r>
-    </w:p>
-    <w:p>
-      <w:pPr>
-        <w:spacing w:after="40" w:before="0"/>
-      </w:pPr>
-      <w:r>
-        <w:t xml:space="preserve">     C. 9 × 10</w:t>
-      </w:r>
-    </w:p>
-    <w:p>
-      <w:pPr>
-        <w:spacing w:after="40" w:before="0"/>
-      </w:pPr>
-      <w:r>
-        <w:t xml:space="preserve">     D. 3 × 30</w:t>
-      </w:r>
-    </w:p>
-    <w:p>
-      <w:pPr>
-        <w:spacing w:after="60" w:before="120"/>
-      </w:pPr>
-      <w:r>
-        <w:rPr>
-          <w:color w:val="BBBBBB"/>
-        </w:rPr>
-        <w:t xml:space="preserve">______________________________________________________________________</w:t>
-      </w:r>
-    </w:p>
-    <w:p>
-      <w:pPr>
-        <w:spacing w:after="80" w:before="0"/>
-      </w:pPr>
-      <w:r>
-        <w:rPr>
-          <w:b/>
-          <w:bCs/>
-        </w:rPr>
-        <w:t xml:space="preserve">4. The second panel needs a number whose prime factorization is 2² × 3². Which number unlocks it?</w:t>
-      </w:r>
-    </w:p>
-    <w:p>
-      <w:pPr>
-        <w:spacing w:after="40" w:before="0"/>
-      </w:pPr>
-      <w:r>
-        <w:t xml:space="preserve">     A. 36</w:t>
-      </w:r>
-    </w:p>
-    <w:p>
-      <w:pPr>
-        <w:spacing w:after="40" w:before="0"/>
-      </w:pPr>
-      <w:r>
-        <w:t xml:space="preserve">     B. 24</w:t>
-      </w:r>
-    </w:p>
-    <w:p>
-      <w:pPr>
-        <w:spacing w:after="40" w:before="0"/>
-      </w:pPr>
-      <w:r>
-        <w:t xml:space="preserve">     C. 12</w:t>
-      </w:r>
-    </w:p>
-    <w:p>
-      <w:pPr>
-        <w:spacing w:after="40" w:before="0"/>
-      </w:pPr>
-      <w:r>
-        <w:t xml:space="preserve">     D. 18</w:t>
-      </w:r>
-    </w:p>
-    <w:p>
-      <w:pPr>
-        <w:spacing w:after="60" w:before="120"/>
-      </w:pPr>
-      <w:r>
-        <w:rPr>
-          <w:color w:val="BBBBBB"/>
-        </w:rPr>
-        <w:t xml:space="preserve">______________________________________________________________________</w:t>
-      </w:r>
-    </w:p>
-    <w:p>
-      <w:pPr>
-        <w:spacing w:after="80" w:before="0"/>
-      </w:pPr>
-      <w:r>
-        <w:rPr>
-          <w:b/>
-          <w:bCs/>
-        </w:rPr>
-        <w:t xml:space="preserve">5. The final lock asks for the prime factorization of 78 written as a product of primes. Which is correct?</w:t>
-      </w:r>
-    </w:p>
-    <w:p>
-      <w:pPr>
-        <w:spacing w:after="40" w:before="0"/>
-      </w:pPr>
-      <w:r>
-        <w:t xml:space="preserve">     A. 2 × 3 × 13</w:t>
-      </w:r>
-    </w:p>
-    <w:p>
-      <w:pPr>
-        <w:spacing w:after="40" w:before="0"/>
-      </w:pPr>
-      <w:r>
-        <w:t xml:space="preserve">     B. 2 × 39</w:t>
-      </w:r>
-    </w:p>
-    <w:p>
-      <w:pPr>
-        <w:spacing w:after="40" w:before="0"/>
-      </w:pPr>
-      <w:r>
-        <w:t xml:space="preserve">     C. 3 × 26</w:t>
-      </w:r>
-    </w:p>
-    <w:p>
-      <w:pPr>
-        <w:spacing w:after="40" w:before="0"/>
-      </w:pPr>
-      <w:r>
-        <w:t xml:space="preserve">     D. 6 × 13</w:t>
-      </w:r>
-    </w:p>
-    <w:p>
-      <w:pPr>
-        <w:spacing w:after="60" w:before="120"/>
-      </w:pPr>
-      <w:r>
-        <w:rPr>
-          <w:color w:val="BBBBBB"/>
-        </w:rPr>
-        <w:t xml:space="preserve">______________________________________________________________________</w:t>
-      </w:r>
-    </w:p>
-    <w:p>
-      <w:pPr>
-        <w:spacing w:after="80" w:before="0"/>
-      </w:pPr>
-      <w:r>
-        <w:rPr>
-          <w:b/>
-          <w:bCs/>
-        </w:rPr>
-        <w:t xml:space="preserve">6. Level 2 Extension — Fix the Broken Factor Tree</w:t>
-      </w:r>
-    </w:p>
-    <w:p>
-      <w:pPr>
-        <w:spacing w:after="40" w:before="0"/>
-      </w:pPr>
-      <w:r>
-        <w:t xml:space="preserve">   Step 1 (Find prime factorization of 96): Start: 96</w:t>
-      </w:r>
-    </w:p>
-    <w:p>
-      <w:pPr>
-        <w:spacing w:after="40" w:before="0"/>
-      </w:pPr>
-      <w:r>
-        <w:t xml:space="preserve">   Step 2 (First split): 96 = 8 × 12</w:t>
-      </w:r>
-    </w:p>
-    <w:p>
-      <w:pPr>
-        <w:spacing w:after="40" w:before="0"/>
-      </w:pPr>
-      <w:r>
-        <w:t xml:space="preserve">   Step 3 (Break down 8): 8 = 2 × 2 × 2</w:t>
-      </w:r>
-    </w:p>
-    <w:p>
-      <w:pPr>
-        <w:spacing w:after="40" w:before="0"/>
-      </w:pPr>
-      <w:r>
-        <w:t xml:space="preserve">   Step 4 (Break down 12): 12 = 2 × 6</w:t>
-      </w:r>
-    </w:p>
-    <w:p>
-      <w:pPr>
-        <w:spacing w:after="40" w:before="0"/>
-      </w:pPr>
-      <w:r>
-        <w:t xml:space="preserve">   Step 5 (Final answer): 96 = 2 × 2 × 2 × 2 × 6</w:t>
+        <w:t xml:space="preserve">3. Spot the Common Mistake</w:t>
+      </w:r>
+    </w:p>
+    <w:p>
+      <w:pPr>
+        <w:spacing w:after="40" w:before="0"/>
+      </w:pPr>
+      <w:r>
+        <w:t xml:space="preserve">   Step 1 (Find the prime factorization of 20): Start: 20</w:t>
+      </w:r>
+    </w:p>
+    <w:p>
+      <w:pPr>
+        <w:spacing w:after="40" w:before="0"/>
+      </w:pPr>
+      <w:r>
+        <w:t xml:space="preserve">   Step 2 (First split): 20 = 4 × 5</w:t>
+      </w:r>
+    </w:p>
+    <w:p>
+      <w:pPr>
+        <w:spacing w:after="40" w:before="0"/>
+      </w:pPr>
+      <w:r>
+        <w:t xml:space="preserve">   Step 3 (Check each factor): 5 is prime, so that branch is done.</w:t>
+      </w:r>
+    </w:p>
+    <w:p>
+      <w:pPr>
+        <w:spacing w:after="40" w:before="0"/>
+      </w:pPr>
+      <w:r>
+        <w:t xml:space="preserve">   Step 4 (Final answer): 20 = 4 × 5</w:t>
       </w:r>
     </w:p>
     <w:p>
@@ -888,47 +715,267 @@
           <w:b/>
           <w:bCs/>
         </w:rPr>
-        <w:t xml:space="preserve">7. Find Marcus's Mistake</w:t>
-      </w:r>
-    </w:p>
-    <w:p>
-      <w:pPr>
-        <w:spacing w:after="40" w:before="0"/>
-      </w:pPr>
-      <w:r>
-        <w:t xml:space="preserve">   Step 1 (Find prime factorization of 48): Start: 48</w:t>
-      </w:r>
-    </w:p>
-    <w:p>
-      <w:pPr>
-        <w:spacing w:after="40" w:before="0"/>
-      </w:pPr>
-      <w:r>
-        <w:t xml:space="preserve">   Step 2 (First split): 48 = 6 × 8</w:t>
-      </w:r>
-    </w:p>
-    <w:p>
-      <w:pPr>
-        <w:spacing w:after="40" w:before="0"/>
-      </w:pPr>
-      <w:r>
-        <w:t xml:space="preserve">   Step 3 (Break down 6): 6 = 2 × 3</w:t>
-      </w:r>
-    </w:p>
-    <w:p>
-      <w:pPr>
-        <w:spacing w:after="40" w:before="0"/>
-      </w:pPr>
-      <w:r>
-        <w:t xml:space="preserve">   Step 4 (Break down 8): 8 = 2 × 4</w:t>
-      </w:r>
-    </w:p>
-    <w:p>
-      <w:pPr>
-        <w:spacing w:after="40" w:before="0"/>
-      </w:pPr>
-      <w:r>
-        <w:t xml:space="preserve">   Step 5 (Final answer): 48 = 2 × 3 × 2 × 4</w:t>
+        <w:t xml:space="preserve">4. Two students found different factor trees for 60. Student A started with 2 × 30. Student B started with 6 × 10. Which statement is true?</w:t>
+      </w:r>
+    </w:p>
+    <w:p>
+      <w:pPr>
+        <w:spacing w:after="40" w:before="0"/>
+      </w:pPr>
+      <w:r>
+        <w:t xml:space="preserve">     A. Only Student A gets the correct prime factorization</w:t>
+      </w:r>
+    </w:p>
+    <w:p>
+      <w:pPr>
+        <w:spacing w:after="40" w:before="0"/>
+      </w:pPr>
+      <w:r>
+        <w:t xml:space="preserve">     B. Only Student B gets the correct prime factorization</w:t>
+      </w:r>
+    </w:p>
+    <w:p>
+      <w:pPr>
+        <w:spacing w:after="40" w:before="0"/>
+      </w:pPr>
+      <w:r>
+        <w:t xml:space="preserve">     C. They will get different prime factorizations</w:t>
+      </w:r>
+    </w:p>
+    <w:p>
+      <w:pPr>
+        <w:spacing w:after="40" w:before="0"/>
+      </w:pPr>
+      <w:r>
+        <w:t xml:space="preserve">     D. Both get the same prime factorization: 2 × 2 × 3 × 5</w:t>
+      </w:r>
+    </w:p>
+    <w:p>
+      <w:pPr>
+        <w:spacing w:after="60" w:before="120"/>
+      </w:pPr>
+      <w:r>
+        <w:rPr>
+          <w:color w:val="BBBBBB"/>
+        </w:rPr>
+        <w:t xml:space="preserve">______________________________________________________________________</w:t>
+      </w:r>
+    </w:p>
+    <w:p>
+      <w:pPr>
+        <w:spacing w:after="80" w:before="0"/>
+      </w:pPr>
+      <w:r>
+        <w:rPr>
+          <w:b/>
+          <w:bCs/>
+        </w:rPr>
+        <w:t xml:space="preserve">5. The first lock panel shows 90. What is the prime factorization of 90?</w:t>
+      </w:r>
+    </w:p>
+    <w:p>
+      <w:pPr>
+        <w:spacing w:after="40" w:before="0"/>
+      </w:pPr>
+      <w:r>
+        <w:t xml:space="preserve">     A. 2 × 3 × 3 × 5</w:t>
+      </w:r>
+    </w:p>
+    <w:p>
+      <w:pPr>
+        <w:spacing w:after="40" w:before="0"/>
+      </w:pPr>
+      <w:r>
+        <w:t xml:space="preserve">     B. 2 × 45</w:t>
+      </w:r>
+    </w:p>
+    <w:p>
+      <w:pPr>
+        <w:spacing w:after="40" w:before="0"/>
+      </w:pPr>
+      <w:r>
+        <w:t xml:space="preserve">     C. 3 × 30</w:t>
+      </w:r>
+    </w:p>
+    <w:p>
+      <w:pPr>
+        <w:spacing w:after="40" w:before="0"/>
+      </w:pPr>
+      <w:r>
+        <w:t xml:space="preserve">     D. 9 × 10</w:t>
+      </w:r>
+    </w:p>
+    <w:p>
+      <w:pPr>
+        <w:spacing w:after="60" w:before="120"/>
+      </w:pPr>
+      <w:r>
+        <w:rPr>
+          <w:color w:val="BBBBBB"/>
+        </w:rPr>
+        <w:t xml:space="preserve">______________________________________________________________________</w:t>
+      </w:r>
+    </w:p>
+    <w:p>
+      <w:pPr>
+        <w:spacing w:after="80" w:before="0"/>
+      </w:pPr>
+      <w:r>
+        <w:rPr>
+          <w:b/>
+          <w:bCs/>
+        </w:rPr>
+        <w:t xml:space="preserve">6. The second panel needs a number whose prime factorization is 2² × 3². Which number unlocks it?</w:t>
+      </w:r>
+    </w:p>
+    <w:p>
+      <w:pPr>
+        <w:spacing w:after="40" w:before="0"/>
+      </w:pPr>
+      <w:r>
+        <w:t xml:space="preserve">     A. 12</w:t>
+      </w:r>
+    </w:p>
+    <w:p>
+      <w:pPr>
+        <w:spacing w:after="40" w:before="0"/>
+      </w:pPr>
+      <w:r>
+        <w:t xml:space="preserve">     B. 18</w:t>
+      </w:r>
+    </w:p>
+    <w:p>
+      <w:pPr>
+        <w:spacing w:after="40" w:before="0"/>
+      </w:pPr>
+      <w:r>
+        <w:t xml:space="preserve">     C. 24</w:t>
+      </w:r>
+    </w:p>
+    <w:p>
+      <w:pPr>
+        <w:spacing w:after="40" w:before="0"/>
+      </w:pPr>
+      <w:r>
+        <w:t xml:space="preserve">     D. 36</w:t>
+      </w:r>
+    </w:p>
+    <w:p>
+      <w:pPr>
+        <w:spacing w:after="60" w:before="120"/>
+      </w:pPr>
+      <w:r>
+        <w:rPr>
+          <w:color w:val="BBBBBB"/>
+        </w:rPr>
+        <w:t xml:space="preserve">______________________________________________________________________</w:t>
+      </w:r>
+    </w:p>
+    <w:p>
+      <w:pPr>
+        <w:spacing w:after="80" w:before="0"/>
+      </w:pPr>
+      <w:r>
+        <w:rPr>
+          <w:b/>
+          <w:bCs/>
+        </w:rPr>
+        <w:t xml:space="preserve">7. The final lock asks for the prime factorization of 78 written as a product of primes. Which is correct?</w:t>
+      </w:r>
+    </w:p>
+    <w:p>
+      <w:pPr>
+        <w:spacing w:after="40" w:before="0"/>
+      </w:pPr>
+      <w:r>
+        <w:t xml:space="preserve">     A. 2 × 3 × 13</w:t>
+      </w:r>
+    </w:p>
+    <w:p>
+      <w:pPr>
+        <w:spacing w:after="40" w:before="0"/>
+      </w:pPr>
+      <w:r>
+        <w:t xml:space="preserve">     B. 2 × 39</w:t>
+      </w:r>
+    </w:p>
+    <w:p>
+      <w:pPr>
+        <w:spacing w:after="40" w:before="0"/>
+      </w:pPr>
+      <w:r>
+        <w:t xml:space="preserve">     C. 3 × 26</w:t>
+      </w:r>
+    </w:p>
+    <w:p>
+      <w:pPr>
+        <w:spacing w:after="40" w:before="0"/>
+      </w:pPr>
+      <w:r>
+        <w:t xml:space="preserve">     D. 6 × 13</w:t>
+      </w:r>
+    </w:p>
+    <w:p>
+      <w:pPr>
+        <w:spacing w:after="60" w:before="120"/>
+      </w:pPr>
+      <w:r>
+        <w:rPr>
+          <w:color w:val="BBBBBB"/>
+        </w:rPr>
+        <w:t xml:space="preserve">______________________________________________________________________</w:t>
+      </w:r>
+    </w:p>
+    <w:p>
+      <w:pPr>
+        <w:spacing w:after="80" w:before="0"/>
+      </w:pPr>
+      <w:r>
+        <w:rPr>
+          <w:b/>
+          <w:bCs/>
+        </w:rPr>
+        <w:t xml:space="preserve">8. Level 2 Extension — Fix the Broken Factor Tree</w:t>
+      </w:r>
+    </w:p>
+    <w:p>
+      <w:pPr>
+        <w:spacing w:after="40" w:before="0"/>
+      </w:pPr>
+      <w:r>
+        <w:t xml:space="preserve">   Step 1 (Find prime factorization of 96): Start: 96</w:t>
+      </w:r>
+    </w:p>
+    <w:p>
+      <w:pPr>
+        <w:spacing w:after="40" w:before="0"/>
+      </w:pPr>
+      <w:r>
+        <w:t xml:space="preserve">   Step 2 (First split): 96 = 8 × 12</w:t>
+      </w:r>
+    </w:p>
+    <w:p>
+      <w:pPr>
+        <w:spacing w:after="40" w:before="0"/>
+      </w:pPr>
+      <w:r>
+        <w:t xml:space="preserve">   Step 3 (Break down 8): 8 = 2 × 2 × 2</w:t>
+      </w:r>
+    </w:p>
+    <w:p>
+      <w:pPr>
+        <w:spacing w:after="40" w:before="0"/>
+      </w:pPr>
+      <w:r>
+        <w:t xml:space="preserve">   Step 4 (Break down 12): 12 = 2 × 6</w:t>
+      </w:r>
+    </w:p>
+    <w:p>
+      <w:pPr>
+        <w:spacing w:after="40" w:before="0"/>
+      </w:pPr>
+      <w:r>
+        <w:t xml:space="preserve">   Step 5 (Final answer): 96 = 2 × 2 × 2 × 2 × 6</w:t>
       </w:r>
     </w:p>
     <w:p>
@@ -985,7 +1032,23 @@
           <w:b/>
           <w:bCs/>
         </w:rPr>
-        <w:t xml:space="preserve">8. Choose any two-digit composite number. Show TWO different factor trees that both lead to the same prime factorization. Explain why every composite number has only one prime factorization.</w:t>
+        <w:t xml:space="preserve">9. Fix our table's thinking</w:t>
+      </w:r>
+    </w:p>
+    <w:p>
+      <w:pPr>
+        <w:spacing w:after="40" w:before="0"/>
+      </w:pPr>
+      <w:r>
+        <w:t xml:space="preserve">   Step 1 (The problem): The first lock panel shows 90. What is the prime factorization of 90?</w:t>
+      </w:r>
+    </w:p>
+    <w:p>
+      <w:pPr>
+        <w:spacing w:after="40" w:before="0"/>
+      </w:pPr>
+      <w:r>
+        <w:t xml:space="preserve">   Step 2 (A classmate at our table answered): 2 × 45</w:t>
       </w:r>
     </w:p>
     <w:p>
@@ -997,18 +1060,7 @@
           <w:i/>
           <w:iCs/>
         </w:rPr>
-        <w:t xml:space="preserve">Sentence starter: I chose the number ___. My first factor tree starts with ___ × ___, and my second starts with ___ × ___. Both give the same prime factorization: ___. This happens because ___.</w:t>
-      </w:r>
-    </w:p>
-    <w:p>
-      <w:pPr>
-        <w:spacing w:after="60" w:before="120"/>
-      </w:pPr>
-      <w:r>
-        <w:rPr>
-          <w:color w:val="BBBBBB"/>
-        </w:rPr>
-        <w:t xml:space="preserve">______________________________________________________________________</w:t>
+        <w:t xml:space="preserve">Which step has the mistake? Explain and fix it:</w:t>
       </w:r>
     </w:p>
     <w:p>
@@ -1071,7 +1123,7 @@
           <w:b/>
           <w:bCs/>
         </w:rPr>
-        <w:t xml:space="preserve">1. A. 17</w:t>
+        <w:t xml:space="preserve">1. C. 17</w:t>
       </w:r>
     </w:p>
     <w:p>
@@ -1135,7 +1187,7 @@
           <w:b/>
           <w:bCs/>
         </w:rPr>
-        <w:t xml:space="preserve">3. A. 2 × 3 × 3 × 5</w:t>
+        <w:t xml:space="preserve">3. Spot the Common Mistake</w:t>
       </w:r>
     </w:p>
     <w:p>
@@ -1143,7 +1195,43 @@
         <w:spacing w:after="20" w:before="0"/>
       </w:pPr>
       <w:r>
-        <w:t xml:space="preserve">     90 = 2 × 45 = 2 × 9 × 5 = 2 × 3 × 3 × 5. Every factor is prime, so the lock accepts 2 × 3 × 3 × 5.</w:t>
+        <w:t xml:space="preserve">     The mistake is in Step 4.</w:t>
+      </w:r>
+    </w:p>
+    <w:p>
+      <w:pPr>
+        <w:spacing w:after="20" w:before="0"/>
+      </w:pPr>
+      <w:r>
+        <w:t xml:space="preserve">     Correct work: 4 is not prime because 4 = 2 × 2, so the tree needs one more split. The complete prime factorization is 20 = 2 × 2 × 5.</w:t>
+      </w:r>
+    </w:p>
+    <w:p>
+      <w:pPr>
+        <w:spacing w:after="80" w:before="0"/>
+      </w:pPr>
+      <w:r>
+        <w:t xml:space="preserve">     Watch for: The factor tree stopped one split too early. The check tested only the 5 and left the 4 alone, but 4 = 2 × 2 is composite, so 20 = 4 × 5 is not a prime factorization. Splitting that 4 gives the complete answer, 20 = 2 × 2 × 5.</w:t>
+      </w:r>
+    </w:p>
+    <w:p>
+      <w:pPr>
+        <w:spacing w:after="40" w:before="0"/>
+      </w:pPr>
+      <w:r>
+        <w:rPr>
+          <w:b/>
+          <w:bCs/>
+        </w:rPr>
+        <w:t xml:space="preserve">4. D. Both get the same prime factorization: 2 × 2 × 3 × 5</w:t>
+      </w:r>
+    </w:p>
+    <w:p>
+      <w:pPr>
+        <w:spacing w:after="20" w:before="0"/>
+      </w:pPr>
+      <w:r>
+        <w:t xml:space="preserve">     The Fundamental Theorem of Arithmetic says every composite number has exactly one prime factorization. No matter how you start the factor tree, you always end with 2 × 2 × 3 × 5.</w:t>
       </w:r>
     </w:p>
     <w:p>
@@ -1167,7 +1255,7 @@
           <w:b/>
           <w:bCs/>
         </w:rPr>
-        <w:t xml:space="preserve">4. A. 36</w:t>
+        <w:t xml:space="preserve">5. A. 2 × 3 × 3 × 5</w:t>
       </w:r>
     </w:p>
     <w:p>
@@ -1175,7 +1263,7 @@
         <w:spacing w:after="20" w:before="0"/>
       </w:pPr>
       <w:r>
-        <w:t xml:space="preserve">     2² × 3² = 4 × 9 = 36, so 36 is the code for this panel.</w:t>
+        <w:t xml:space="preserve">     90 = 2 × 45 = 2 × 9 × 5 = 2 × 3 × 3 × 5. Every factor is prime, so the lock accepts 2 × 3 × 3 × 5.</w:t>
       </w:r>
     </w:p>
     <w:p>
@@ -1199,7 +1287,7 @@
           <w:b/>
           <w:bCs/>
         </w:rPr>
-        <w:t xml:space="preserve">5. A. 2 × 3 × 13</w:t>
+        <w:t xml:space="preserve">6. D. 36</w:t>
       </w:r>
     </w:p>
     <w:p>
@@ -1207,7 +1295,7 @@
         <w:spacing w:after="20" w:before="0"/>
       </w:pPr>
       <w:r>
-        <w:t xml:space="preserve">     78 = 2 × 39 = 2 × 3 × 13. All three factors are prime, so 2 × 3 × 13 unlocks the final panel.</w:t>
+        <w:t xml:space="preserve">     2² × 3² = 4 × 9 = 36, so 36 is the code for this panel.</w:t>
       </w:r>
     </w:p>
     <w:p>
@@ -1231,7 +1319,7 @@
           <w:b/>
           <w:bCs/>
         </w:rPr>
-        <w:t xml:space="preserve">6. Level 2 Extension — Fix the Broken Factor Tree</w:t>
+        <w:t xml:space="preserve">7. A. 2 × 3 × 13</w:t>
       </w:r>
     </w:p>
     <w:p>
@@ -1239,6 +1327,38 @@
         <w:spacing w:after="20" w:before="0"/>
       </w:pPr>
       <w:r>
+        <w:t xml:space="preserve">     78 = 2 × 39 = 2 × 3 × 13. All three factors are prime, so 2 × 3 × 13 unlocks the final panel.</w:t>
+      </w:r>
+    </w:p>
+    <w:p>
+      <w:pPr>
+        <w:spacing w:after="80" w:before="0"/>
+      </w:pPr>
+      <w:r>
+        <w:rPr>
+          <w:i/>
+          <w:iCs/>
+        </w:rPr>
+        <w:t xml:space="preserve">     Watch for: A common mistake in Prime Factorization is stopping the factor tree too soon — leaving a composite number like 4, 6, 8, or 9 in the final answer instead of continuing to split it. For example, writing 20 = 4 × 5 as the prime factorization (4 is composite) instead of finishing with 20 = 2 × 2 × 5. Before you submit, check every number in your final answer: if any factor can still be broken into smaller factors, the tree isn't finished yet.</w:t>
+      </w:r>
+    </w:p>
+    <w:p>
+      <w:pPr>
+        <w:spacing w:after="40" w:before="0"/>
+      </w:pPr>
+      <w:r>
+        <w:rPr>
+          <w:b/>
+          <w:bCs/>
+        </w:rPr>
+        <w:t xml:space="preserve">8. Level 2 Extension — Fix the Broken Factor Tree</w:t>
+      </w:r>
+    </w:p>
+    <w:p>
+      <w:pPr>
+        <w:spacing w:after="20" w:before="0"/>
+      </w:pPr>
+      <w:r>
         <w:t xml:space="preserve">     The mistake is in Step 4.</w:t>
       </w:r>
     </w:p>
@@ -1267,7 +1387,7 @@
           <w:b/>
           <w:bCs/>
         </w:rPr>
-        <w:t xml:space="preserve">7. Find Marcus's Mistake</w:t>
+        <w:t xml:space="preserve">9. Fix our table's thinking</w:t>
       </w:r>
     </w:p>
     <w:p>
@@ -1275,7 +1395,7 @@
         <w:spacing w:after="20" w:before="0"/>
       </w:pPr>
       <w:r>
-        <w:t xml:space="preserve">     The mistake is in Step 4.</w:t>
+        <w:t xml:space="preserve">     The mistake is in Step 2.</w:t>
       </w:r>
     </w:p>
     <w:p>
@@ -1283,35 +1403,7 @@
         <w:spacing w:after="20" w:before="0"/>
       </w:pPr>
       <w:r>
-        <w:t xml:space="preserve">     Correct work: 8 = 2 × 4, but 4 is not prime. 4 = 2 × 2, so 8 = 2 × 2 × 2. The correct prime factorization is 48 = 2 × 2 × 2 × 2 × 3 = 2⁴ × 3.</w:t>
-      </w:r>
-    </w:p>
-    <w:p>
-      <w:pPr>
-        <w:spacing w:after="80" w:before="0"/>
-      </w:pPr>
-      <w:r>
-        <w:t xml:space="preserve">     Watch for: Marcus stopped the 8 branch while a composite factor was still in it: 4 is not prime because 4 = 2 × 2, so 8 = 2 × 2 × 2, not 2 × 4. Finishing that branch gives 48 = 2 × 2 × 2 × 2 × 3 = 2⁴ × 3.</w:t>
-      </w:r>
-    </w:p>
-    <w:p>
-      <w:pPr>
-        <w:spacing w:after="40" w:before="0"/>
-      </w:pPr>
-      <w:r>
-        <w:rPr>
-          <w:b/>
-          <w:bCs/>
-        </w:rPr>
-        <w:t xml:space="preserve">8. Open response — answers will vary.</w:t>
-      </w:r>
-    </w:p>
-    <w:p>
-      <w:pPr>
-        <w:spacing w:after="80" w:before="0"/>
-      </w:pPr>
-      <w:r>
-        <w:t xml:space="preserve">     Look for key words: factor tree, prime factorization, same, only one, composite, break down.</w:t>
+        <w:t xml:space="preserve">     Correct work: The correct answer is 2 × 3 × 3 × 5. 90 = 2 × 45 = 2 × 9 × 5 = 2 × 3 × 3 × 5. Every factor is prime, so the lock accepts 2 × 3 × 3 × 5.</w:t>
       </w:r>
     </w:p>
     <w:sectPr>
@@ -1500,7 +1592,14 @@
 <file path=word/styles.xml><?xml version="1.0" encoding="utf-8"?>
 <w:styles xmlns:mc="http://schemas.openxmlformats.org/markup-compatibility/2006" xmlns:r="http://schemas.openxmlformats.org/officeDocument/2006/relationships" xmlns:w="http://schemas.openxmlformats.org/wordprocessingml/2006/main" xmlns:w14="http://schemas.microsoft.com/office/word/2010/wordml" xmlns:w15="http://schemas.microsoft.com/office/word/2012/wordml" mc:Ignorable="w14 w15">
   <w:docDefaults>
-    <w:rPrDefault/>
+    <w:rPrDefault>
+      <w:rPr>
+        <w:rFonts w:ascii="Arial" w:cs="Arial" w:eastAsia="Arial" w:hAnsi="Arial"/>
+        <w:sz w:val="22"/>
+        <w:szCs w:val="22"/>
+        <w:lang w:val="en-US"/>
+      </w:rPr>
+    </w:rPrDefault>
     <w:pPrDefault/>
   </w:docDefaults>
   <w:style w:type="paragraph" w:styleId="Title">
@@ -1518,10 +1617,16 @@
     <w:basedOn w:val="Normal"/>
     <w:next w:val="Normal"/>
     <w:qFormat/>
+    <w:pPr>
+      <w:keepNext/>
+    </w:pPr>
     <w:rPr>
-      <w:color w:val="2E74B5"/>
-      <w:sz w:val="32"/>
-      <w:szCs w:val="32"/>
+      <w:rFonts w:ascii="Arial" w:cs="Arial" w:eastAsia="Arial" w:hAnsi="Arial"/>
+      <w:b/>
+      <w:bCs/>
+      <w:color w:val="183E56"/>
+      <w:sz w:val="34"/>
+      <w:szCs w:val="34"/>
     </w:rPr>
   </w:style>
   <w:style w:type="paragraph" w:styleId="Heading2">
@@ -1529,8 +1634,14 @@
     <w:basedOn w:val="Normal"/>
     <w:next w:val="Normal"/>
     <w:qFormat/>
+    <w:pPr>
+      <w:keepNext/>
+    </w:pPr>
     <w:rPr>
-      <w:color w:val="2E74B5"/>
+      <w:rFonts w:ascii="Arial" w:cs="Arial" w:eastAsia="Arial" w:hAnsi="Arial"/>
+      <w:b/>
+      <w:bCs/>
+      <w:color w:val="176B70"/>
       <w:sz w:val="26"/>
       <w:szCs w:val="26"/>
     </w:rPr>

--- a/lessons/6-13-group1/homework.docx
+++ b/lessons/6-13-group1/homework.docx
@@ -1096,316 +1096,6 @@
         <w:t xml:space="preserve">______________________________________________________________________</w:t>
       </w:r>
     </w:p>
-    <w:p>
-      <w:r>
-        <w:br w:type="page"/>
-      </w:r>
-    </w:p>
-    <w:p>
-      <w:pPr>
-        <w:pStyle w:val="Heading1"/>
-        <w:spacing w:after="120"/>
-      </w:pPr>
-      <w:r>
-        <w:rPr>
-          <w:b/>
-          <w:bCs/>
-        </w:rPr>
-        <w:t xml:space="preserve">Answer Key (Teacher)</w:t>
-      </w:r>
-    </w:p>
-    <w:p>
-      <w:pPr>
-        <w:spacing w:after="40" w:before="0"/>
-      </w:pPr>
-      <w:r>
-        <w:rPr>
-          <w:b/>
-          <w:bCs/>
-        </w:rPr>
-        <w:t xml:space="preserve">1. C. 17</w:t>
-      </w:r>
-    </w:p>
-    <w:p>
-      <w:pPr>
-        <w:spacing w:after="20" w:before="0"/>
-      </w:pPr>
-      <w:r>
-        <w:t xml:space="preserve">     17 has exactly two factors: 1 and 17. 15 = 3 × 5, 21 = 3 × 7, and 9 = 3 × 3, so they are all composite.</w:t>
-      </w:r>
-    </w:p>
-    <w:p>
-      <w:pPr>
-        <w:spacing w:after="80" w:before="0"/>
-      </w:pPr>
-      <w:r>
-        <w:rPr>
-          <w:i/>
-          <w:iCs/>
-        </w:rPr>
-        <w:t xml:space="preserve">     Watch for: A common mistake in Prime Factorization is stopping the factor tree too soon — leaving a composite number like 4, 6, 8, or 9 in the final answer instead of continuing to split it. For example, writing 20 = 4 × 5 as the prime factorization (4 is composite) instead of finishing with 20 = 2 × 2 × 5. Before you submit, check every number in your final answer: if any factor can still be broken into smaller factors, the tree isn't finished yet.</w:t>
-      </w:r>
-    </w:p>
-    <w:p>
-      <w:pPr>
-        <w:spacing w:after="40" w:before="0"/>
-      </w:pPr>
-      <w:r>
-        <w:rPr>
-          <w:b/>
-          <w:bCs/>
-        </w:rPr>
-        <w:t xml:space="preserve">2. A. 2 × 3 × 5</w:t>
-      </w:r>
-    </w:p>
-    <w:p>
-      <w:pPr>
-        <w:spacing w:after="20" w:before="0"/>
-      </w:pPr>
-      <w:r>
-        <w:t xml:space="preserve">     30 = 2 × 15 = 2 × 3 × 5. All three factors (2, 3, 5) are prime, so 2 × 3 × 5 is the prime factorization.</w:t>
-      </w:r>
-    </w:p>
-    <w:p>
-      <w:pPr>
-        <w:spacing w:after="80" w:before="0"/>
-      </w:pPr>
-      <w:r>
-        <w:rPr>
-          <w:i/>
-          <w:iCs/>
-        </w:rPr>
-        <w:t xml:space="preserve">     Watch for: A common mistake in Prime Factorization is stopping the factor tree too soon — leaving a composite number like 4, 6, 8, or 9 in the final answer instead of continuing to split it. For example, writing 20 = 4 × 5 as the prime factorization (4 is composite) instead of finishing with 20 = 2 × 2 × 5. Before you submit, check every number in your final answer: if any factor can still be broken into smaller factors, the tree isn't finished yet.</w:t>
-      </w:r>
-    </w:p>
-    <w:p>
-      <w:pPr>
-        <w:spacing w:after="40" w:before="0"/>
-      </w:pPr>
-      <w:r>
-        <w:rPr>
-          <w:b/>
-          <w:bCs/>
-        </w:rPr>
-        <w:t xml:space="preserve">3. Spot the Common Mistake</w:t>
-      </w:r>
-    </w:p>
-    <w:p>
-      <w:pPr>
-        <w:spacing w:after="20" w:before="0"/>
-      </w:pPr>
-      <w:r>
-        <w:t xml:space="preserve">     The mistake is in Step 4.</w:t>
-      </w:r>
-    </w:p>
-    <w:p>
-      <w:pPr>
-        <w:spacing w:after="20" w:before="0"/>
-      </w:pPr>
-      <w:r>
-        <w:t xml:space="preserve">     Correct work: 4 is not prime because 4 = 2 × 2, so the tree needs one more split. The complete prime factorization is 20 = 2 × 2 × 5.</w:t>
-      </w:r>
-    </w:p>
-    <w:p>
-      <w:pPr>
-        <w:spacing w:after="80" w:before="0"/>
-      </w:pPr>
-      <w:r>
-        <w:t xml:space="preserve">     Watch for: The factor tree stopped one split too early. The check tested only the 5 and left the 4 alone, but 4 = 2 × 2 is composite, so 20 = 4 × 5 is not a prime factorization. Splitting that 4 gives the complete answer, 20 = 2 × 2 × 5.</w:t>
-      </w:r>
-    </w:p>
-    <w:p>
-      <w:pPr>
-        <w:spacing w:after="40" w:before="0"/>
-      </w:pPr>
-      <w:r>
-        <w:rPr>
-          <w:b/>
-          <w:bCs/>
-        </w:rPr>
-        <w:t xml:space="preserve">4. D. Both get the same prime factorization: 2 × 2 × 3 × 5</w:t>
-      </w:r>
-    </w:p>
-    <w:p>
-      <w:pPr>
-        <w:spacing w:after="20" w:before="0"/>
-      </w:pPr>
-      <w:r>
-        <w:t xml:space="preserve">     The Fundamental Theorem of Arithmetic says every composite number has exactly one prime factorization. No matter how you start the factor tree, you always end with 2 × 2 × 3 × 5.</w:t>
-      </w:r>
-    </w:p>
-    <w:p>
-      <w:pPr>
-        <w:spacing w:after="80" w:before="0"/>
-      </w:pPr>
-      <w:r>
-        <w:rPr>
-          <w:i/>
-          <w:iCs/>
-        </w:rPr>
-        <w:t xml:space="preserve">     Watch for: A common mistake in Prime Factorization is stopping the factor tree too soon — leaving a composite number like 4, 6, 8, or 9 in the final answer instead of continuing to split it. For example, writing 20 = 4 × 5 as the prime factorization (4 is composite) instead of finishing with 20 = 2 × 2 × 5. Before you submit, check every number in your final answer: if any factor can still be broken into smaller factors, the tree isn't finished yet.</w:t>
-      </w:r>
-    </w:p>
-    <w:p>
-      <w:pPr>
-        <w:spacing w:after="40" w:before="0"/>
-      </w:pPr>
-      <w:r>
-        <w:rPr>
-          <w:b/>
-          <w:bCs/>
-        </w:rPr>
-        <w:t xml:space="preserve">5. A. 2 × 3 × 3 × 5</w:t>
-      </w:r>
-    </w:p>
-    <w:p>
-      <w:pPr>
-        <w:spacing w:after="20" w:before="0"/>
-      </w:pPr>
-      <w:r>
-        <w:t xml:space="preserve">     90 = 2 × 45 = 2 × 9 × 5 = 2 × 3 × 3 × 5. Every factor is prime, so the lock accepts 2 × 3 × 3 × 5.</w:t>
-      </w:r>
-    </w:p>
-    <w:p>
-      <w:pPr>
-        <w:spacing w:after="80" w:before="0"/>
-      </w:pPr>
-      <w:r>
-        <w:rPr>
-          <w:i/>
-          <w:iCs/>
-        </w:rPr>
-        <w:t xml:space="preserve">     Watch for: A common mistake in Prime Factorization is stopping the factor tree too soon — leaving a composite number like 4, 6, 8, or 9 in the final answer instead of continuing to split it. For example, writing 20 = 4 × 5 as the prime factorization (4 is composite) instead of finishing with 20 = 2 × 2 × 5. Before you submit, check every number in your final answer: if any factor can still be broken into smaller factors, the tree isn't finished yet.</w:t>
-      </w:r>
-    </w:p>
-    <w:p>
-      <w:pPr>
-        <w:spacing w:after="40" w:before="0"/>
-      </w:pPr>
-      <w:r>
-        <w:rPr>
-          <w:b/>
-          <w:bCs/>
-        </w:rPr>
-        <w:t xml:space="preserve">6. D. 36</w:t>
-      </w:r>
-    </w:p>
-    <w:p>
-      <w:pPr>
-        <w:spacing w:after="20" w:before="0"/>
-      </w:pPr>
-      <w:r>
-        <w:t xml:space="preserve">     2² × 3² = 4 × 9 = 36, so 36 is the code for this panel.</w:t>
-      </w:r>
-    </w:p>
-    <w:p>
-      <w:pPr>
-        <w:spacing w:after="80" w:before="0"/>
-      </w:pPr>
-      <w:r>
-        <w:rPr>
-          <w:i/>
-          <w:iCs/>
-        </w:rPr>
-        <w:t xml:space="preserve">     Watch for: A common mistake in Prime Factorization is stopping the factor tree too soon — leaving a composite number like 4, 6, 8, or 9 in the final answer instead of continuing to split it. For example, writing 20 = 4 × 5 as the prime factorization (4 is composite) instead of finishing with 20 = 2 × 2 × 5. Before you submit, check every number in your final answer: if any factor can still be broken into smaller factors, the tree isn't finished yet.</w:t>
-      </w:r>
-    </w:p>
-    <w:p>
-      <w:pPr>
-        <w:spacing w:after="40" w:before="0"/>
-      </w:pPr>
-      <w:r>
-        <w:rPr>
-          <w:b/>
-          <w:bCs/>
-        </w:rPr>
-        <w:t xml:space="preserve">7. A. 2 × 3 × 13</w:t>
-      </w:r>
-    </w:p>
-    <w:p>
-      <w:pPr>
-        <w:spacing w:after="20" w:before="0"/>
-      </w:pPr>
-      <w:r>
-        <w:t xml:space="preserve">     78 = 2 × 39 = 2 × 3 × 13. All three factors are prime, so 2 × 3 × 13 unlocks the final panel.</w:t>
-      </w:r>
-    </w:p>
-    <w:p>
-      <w:pPr>
-        <w:spacing w:after="80" w:before="0"/>
-      </w:pPr>
-      <w:r>
-        <w:rPr>
-          <w:i/>
-          <w:iCs/>
-        </w:rPr>
-        <w:t xml:space="preserve">     Watch for: A common mistake in Prime Factorization is stopping the factor tree too soon — leaving a composite number like 4, 6, 8, or 9 in the final answer instead of continuing to split it. For example, writing 20 = 4 × 5 as the prime factorization (4 is composite) instead of finishing with 20 = 2 × 2 × 5. Before you submit, check every number in your final answer: if any factor can still be broken into smaller factors, the tree isn't finished yet.</w:t>
-      </w:r>
-    </w:p>
-    <w:p>
-      <w:pPr>
-        <w:spacing w:after="40" w:before="0"/>
-      </w:pPr>
-      <w:r>
-        <w:rPr>
-          <w:b/>
-          <w:bCs/>
-        </w:rPr>
-        <w:t xml:space="preserve">8. Level 2 Extension — Fix the Broken Factor Tree</w:t>
-      </w:r>
-    </w:p>
-    <w:p>
-      <w:pPr>
-        <w:spacing w:after="20" w:before="0"/>
-      </w:pPr>
-      <w:r>
-        <w:t xml:space="preserve">     The mistake is in Step 4.</w:t>
-      </w:r>
-    </w:p>
-    <w:p>
-      <w:pPr>
-        <w:spacing w:after="20" w:before="0"/>
-      </w:pPr>
-      <w:r>
-        <w:t xml:space="preserve">     Correct work: 12 = 2 × 6, but 6 is not prime. 6 = 2 × 3, so 12 = 2 × 2 × 3. The complete prime factorization is 96 = 2 × 2 × 2 × 2 × 2 × 3 = 2⁵ × 3.</w:t>
-      </w:r>
-    </w:p>
-    <w:p>
-      <w:pPr>
-        <w:spacing w:after="80" w:before="0"/>
-      </w:pPr>
-      <w:r>
-        <w:t xml:space="preserve">     Watch for: The 12 branch stopped while 6 was still composite: 6 = 2 × 3, so 12 = 2 × 2 × 3, not 2 × 6. Finishing that branch gives 96 = 2 × 2 × 2 × 2 × 2 × 3 = 2⁵ × 3.</w:t>
-      </w:r>
-    </w:p>
-    <w:p>
-      <w:pPr>
-        <w:spacing w:after="40" w:before="0"/>
-      </w:pPr>
-      <w:r>
-        <w:rPr>
-          <w:b/>
-          <w:bCs/>
-        </w:rPr>
-        <w:t xml:space="preserve">9. Fix our table's thinking</w:t>
-      </w:r>
-    </w:p>
-    <w:p>
-      <w:pPr>
-        <w:spacing w:after="20" w:before="0"/>
-      </w:pPr>
-      <w:r>
-        <w:t xml:space="preserve">     The mistake is in Step 2.</w:t>
-      </w:r>
-    </w:p>
-    <w:p>
-      <w:pPr>
-        <w:spacing w:after="20" w:before="0"/>
-      </w:pPr>
-      <w:r>
-        <w:t xml:space="preserve">     Correct work: The correct answer is 2 × 3 × 3 × 5. 90 = 2 × 45 = 2 × 9 × 5 = 2 × 3 × 3 × 5. Every factor is prime, so the lock accepts 2 × 3 × 3 × 5.</w:t>
-      </w:r>
-    </w:p>
     <w:sectPr>
       <w:pgSz w:w="11906" w:h="16838" w:orient="portrait"/>
       <w:pgMar w:top="720" w:right="900" w:bottom="720" w:left="900" w:header="708" w:footer="708" w:gutter="0"/>
